--- a/server/static/pdf/Gerald_Matthew.docx
+++ b/server/static/pdf/Gerald_Matthew.docx
@@ -100,37 +100,7 @@
                 <w:szCs w:val="48"/>
                 <w:lang w:val="en-US"/>
               </w:rPr>
-              <w:t xml:space="preserve">{{ </w:t>
-            </w:r>
-            <w:proofErr w:type="spellStart"/>
-            <w:r>
-              <w:rPr>
-                <w:bCs/>
-                <w:sz w:val="52"/>
-                <w:szCs w:val="48"/>
-                <w:lang w:val="en-US"/>
-              </w:rPr>
-              <w:t>applicant</w:t>
-            </w:r>
-            <w:proofErr w:type="gramEnd"/>
-            <w:r>
-              <w:rPr>
-                <w:bCs/>
-                <w:sz w:val="52"/>
-                <w:szCs w:val="48"/>
-                <w:lang w:val="en-US"/>
-              </w:rPr>
-              <w:t>_name</w:t>
-            </w:r>
-            <w:proofErr w:type="spellEnd"/>
-            <w:r>
-              <w:rPr>
-                <w:bCs/>
-                <w:sz w:val="52"/>
-                <w:szCs w:val="48"/>
-                <w:lang w:val="en-US"/>
-              </w:rPr>
-              <w:t xml:space="preserve"> }}</w:t>
+              <w:t xml:space="preserve">Gerald Matthew</w:t>
             </w:r>
           </w:p>
         </w:tc>
@@ -378,7 +348,7 @@
                 <w:szCs w:val="21"/>
                 <w:lang w:val="en-US"/>
               </w:rPr>
-              <w:t>:</w:t>
+              <w:t xml:space="preserve">:</w:t>
             </w:r>
           </w:p>
         </w:tc>
@@ -409,49 +379,7 @@
                 <w:szCs w:val="21"/>
                 <w:lang w:val="en-US"/>
               </w:rPr>
-              <w:t xml:space="preserve">{{ </w:t>
-            </w:r>
-            <w:proofErr w:type="spellStart"/>
-            <w:r>
-              <w:rPr>
-                <w:b w:val="0"/>
-                <w:bCs/>
-                <w:sz w:val="21"/>
-                <w:szCs w:val="21"/>
-                <w:lang w:val="en-US"/>
-              </w:rPr>
-              <w:t>applicant</w:t>
-            </w:r>
-            <w:r>
-              <w:rPr>
-                <w:b w:val="0"/>
-                <w:bCs/>
-                <w:sz w:val="21"/>
-                <w:szCs w:val="21"/>
-                <w:lang w:val="en-US"/>
-              </w:rPr>
-              <w:t>_</w:t>
-            </w:r>
-            <w:r>
-              <w:rPr>
-                <w:b w:val="0"/>
-                <w:bCs/>
-                <w:sz w:val="21"/>
-                <w:szCs w:val="21"/>
-                <w:lang w:val="en-US"/>
-              </w:rPr>
-              <w:t>name</w:t>
-            </w:r>
-            <w:proofErr w:type="spellEnd"/>
-            <w:r>
-              <w:rPr>
-                <w:b w:val="0"/>
-                <w:bCs/>
-                <w:sz w:val="21"/>
-                <w:szCs w:val="21"/>
-                <w:lang w:val="en-US"/>
-              </w:rPr>
-              <w:t xml:space="preserve"> }}</w:t>
+              <w:t xml:space="preserve">Gerald Matthew</w:t>
             </w:r>
           </w:p>
         </w:tc>
@@ -543,7 +471,7 @@
                 <w:szCs w:val="21"/>
                 <w:lang w:val="en-US"/>
               </w:rPr>
-              <w:t>:</w:t>
+              <w:t xml:space="preserve">:</w:t>
             </w:r>
           </w:p>
         </w:tc>
@@ -573,47 +501,7 @@
                 <w:szCs w:val="21"/>
                 <w:lang w:val="en-US"/>
               </w:rPr>
-              <w:t xml:space="preserve">{{ </w:t>
-            </w:r>
-            <w:proofErr w:type="spellStart"/>
-            <w:r>
-              <w:rPr>
-                <w:b w:val="0"/>
-                <w:sz w:val="21"/>
-                <w:szCs w:val="21"/>
-                <w:lang w:val="en-US"/>
-              </w:rPr>
-              <w:t>applicant_city</w:t>
-            </w:r>
-            <w:proofErr w:type="spellEnd"/>
-            <w:r>
-              <w:rPr>
-                <w:b w:val="0"/>
-                <w:sz w:val="21"/>
-                <w:szCs w:val="21"/>
-                <w:lang w:val="en-US"/>
-              </w:rPr>
-              <w:t xml:space="preserve"> }}, {{ </w:t>
-            </w:r>
-            <w:proofErr w:type="spellStart"/>
-            <w:r>
-              <w:rPr>
-                <w:b w:val="0"/>
-                <w:sz w:val="21"/>
-                <w:szCs w:val="21"/>
-                <w:lang w:val="en-US"/>
-              </w:rPr>
-              <w:t>applicant_dob</w:t>
-            </w:r>
-            <w:proofErr w:type="spellEnd"/>
-            <w:r>
-              <w:rPr>
-                <w:b w:val="0"/>
-                <w:sz w:val="21"/>
-                <w:szCs w:val="21"/>
-                <w:lang w:val="en-US"/>
-              </w:rPr>
-              <w:t xml:space="preserve"> }}</w:t>
+              <w:t xml:space="preserve">Tangerang, not specified</w:t>
             </w:r>
           </w:p>
         </w:tc>
@@ -705,7 +593,7 @@
                 <w:szCs w:val="21"/>
                 <w:lang w:val="en-US"/>
               </w:rPr>
-              <w:t>:</w:t>
+              <w:t xml:space="preserve">:</w:t>
             </w:r>
           </w:p>
         </w:tc>
@@ -737,29 +625,7 @@
                 <w:szCs w:val="21"/>
                 <w:lang w:val="en-US"/>
               </w:rPr>
-              <w:t xml:space="preserve">{{ </w:t>
-            </w:r>
-            <w:proofErr w:type="spellStart"/>
-            <w:r>
-              <w:rPr>
-                <w:b w:val="0"/>
-                <w:bCs/>
-                <w:sz w:val="21"/>
-                <w:szCs w:val="21"/>
-                <w:lang w:val="en-US"/>
-              </w:rPr>
-              <w:t>applicant_gender</w:t>
-            </w:r>
-            <w:proofErr w:type="spellEnd"/>
-            <w:r>
-              <w:rPr>
-                <w:b w:val="0"/>
-                <w:bCs/>
-                <w:sz w:val="21"/>
-                <w:szCs w:val="21"/>
-                <w:lang w:val="en-US"/>
-              </w:rPr>
-              <w:t xml:space="preserve"> }}</w:t>
+              <w:t xml:space="preserve">not specified</w:t>
             </w:r>
           </w:p>
         </w:tc>
@@ -852,7 +718,7 @@
                 <w:szCs w:val="21"/>
                 <w:lang w:val="en-US"/>
               </w:rPr>
-              <w:t>:</w:t>
+              <w:t xml:space="preserve">:</w:t>
             </w:r>
           </w:p>
         </w:tc>
@@ -884,29 +750,7 @@
                 <w:szCs w:val="21"/>
                 <w:lang w:val="en-US"/>
               </w:rPr>
-              <w:t xml:space="preserve">{{ </w:t>
-            </w:r>
-            <w:proofErr w:type="spellStart"/>
-            <w:r>
-              <w:rPr>
-                <w:b w:val="0"/>
-                <w:bCs/>
-                <w:sz w:val="21"/>
-                <w:szCs w:val="21"/>
-                <w:lang w:val="en-US"/>
-              </w:rPr>
-              <w:t>applicant_nationality</w:t>
-            </w:r>
-            <w:proofErr w:type="spellEnd"/>
-            <w:r>
-              <w:rPr>
-                <w:b w:val="0"/>
-                <w:bCs/>
-                <w:sz w:val="21"/>
-                <w:szCs w:val="21"/>
-                <w:lang w:val="en-US"/>
-              </w:rPr>
-              <w:t xml:space="preserve"> }}</w:t>
+              <w:t xml:space="preserve">not specified</w:t>
             </w:r>
           </w:p>
         </w:tc>
@@ -1138,7 +982,7 @@
                 <w:szCs w:val="22"/>
                 <w:lang w:val="en-US"/>
               </w:rPr>
-              <w:t>Education</w:t>
+              <w:t xml:space="preserve">Education</w:t>
             </w:r>
           </w:p>
         </w:tc>
@@ -1247,110 +1091,7 @@
                 <w:sz w:val="2"/>
                 <w:szCs w:val="2"/>
               </w:rPr>
-              <w:t xml:space="preserve">{% for education in applicant_education %} </w:t>
-            </w:r>
-          </w:p>
-          <w:p>
-            <w:pPr>
-              <w:pStyle w:val="BodyText"/>
-              <w:tabs>
-                <w:tab w:val="left" w:pos="1763"/>
-              </w:tabs>
-              <w:rPr>
-                <w:bCs/>
-                <w:sz w:val="21"/>
-                <w:szCs w:val="21"/>
-                <w:lang w:val="en-US"/>
-              </w:rPr>
-            </w:pPr>
-            <w:r>
-              <w:rPr>
-                <w:bCs/>
-                <w:sz w:val="21"/>
-                <w:szCs w:val="21"/>
-              </w:rPr>
-              <w:t>{{ education.degree_title }}</w:t>
-            </w:r>
-          </w:p>
-          <w:p>
-            <w:pPr>
-              <w:pStyle w:val="BodyText"/>
-              <w:tabs>
-                <w:tab w:val="left" w:pos="1763"/>
-              </w:tabs>
-              <w:spacing w:after="0"/>
-              <w:rPr>
-                <w:b w:val="0"/>
-                <w:sz w:val="21"/>
-                <w:szCs w:val="21"/>
-                <w:lang w:val="en-US"/>
-              </w:rPr>
-            </w:pPr>
-            <w:r>
-              <w:rPr>
-                <w:b w:val="0"/>
-                <w:sz w:val="21"/>
-                <w:szCs w:val="21"/>
-              </w:rPr>
-              <w:t>{{ education.institution_name</w:t>
-            </w:r>
-            <w:r>
-              <w:rPr>
-                <w:b w:val="0"/>
-                <w:sz w:val="21"/>
-                <w:szCs w:val="21"/>
-                <w:lang w:val="en-US"/>
-              </w:rPr>
-              <w:t xml:space="preserve"> </w:t>
-            </w:r>
-            <w:r>
-              <w:rPr>
-                <w:b w:val="0"/>
-                <w:sz w:val="21"/>
-                <w:szCs w:val="21"/>
-              </w:rPr>
-              <w:t>}}</w:t>
-            </w:r>
-            <w:r>
-              <w:rPr>
-                <w:b w:val="0"/>
-                <w:sz w:val="21"/>
-                <w:szCs w:val="21"/>
-                <w:lang w:val="en-US"/>
-              </w:rPr>
-              <w:t xml:space="preserve">, </w:t>
-            </w:r>
-            <w:r>
-              <w:rPr>
-                <w:b w:val="0"/>
-                <w:sz w:val="21"/>
-                <w:szCs w:val="21"/>
-              </w:rPr>
-              <w:t>{{ education.end_date }}</w:t>
-            </w:r>
-          </w:p>
-          <w:p>
-            <w:pPr>
-              <w:pStyle w:val="BodyText"/>
-              <w:tabs>
-                <w:tab w:val="left" w:pos="1763"/>
-              </w:tabs>
-              <w:spacing w:after="0"/>
-              <w:rPr>
-                <w:b w:val="0"/>
-                <w:bCs/>
-                <w:sz w:val="2"/>
-                <w:szCs w:val="2"/>
-                <w:lang w:val="en-US"/>
-              </w:rPr>
-            </w:pPr>
-            <w:r>
-              <w:rPr>
-                <w:b w:val="0"/>
-                <w:sz w:val="2"/>
-                <w:szCs w:val="2"/>
-              </w:rPr>
-              <w:t>{% endfor %}</w:t>
+              <w:t xml:space="preserve"/>
             </w:r>
           </w:p>
         </w:tc>
@@ -1449,7 +1190,7 @@
                 <w:szCs w:val="22"/>
                 <w:lang w:val="en-US"/>
               </w:rPr>
-              <w:t>Certification</w:t>
+              <w:t xml:space="preserve">Certification</w:t>
             </w:r>
           </w:p>
         </w:tc>
@@ -1564,27 +1305,7 @@
                 <w:szCs w:val="21"/>
                 <w:lang w:val="en-US"/>
               </w:rPr>
-              <w:t xml:space="preserve">{{ </w:t>
-            </w:r>
-            <w:proofErr w:type="spellStart"/>
-            <w:r>
-              <w:rPr>
-                <w:b w:val="0"/>
-                <w:sz w:val="21"/>
-                <w:szCs w:val="21"/>
-                <w:lang w:val="en-US"/>
-              </w:rPr>
-              <w:t>applicant_certification</w:t>
-            </w:r>
-            <w:proofErr w:type="spellEnd"/>
-            <w:r>
-              <w:rPr>
-                <w:b w:val="0"/>
-                <w:sz w:val="21"/>
-                <w:szCs w:val="21"/>
-                <w:lang w:val="en-US"/>
-              </w:rPr>
-              <w:t xml:space="preserve"> }}</w:t>
+              <w:t xml:space="preserve">-</w:t>
             </w:r>
           </w:p>
         </w:tc>
@@ -1696,7 +1417,7 @@
                 <w:szCs w:val="22"/>
                 <w:lang w:val="en-US"/>
               </w:rPr>
-              <w:t>Job Experience</w:t>
+              <w:t xml:space="preserve">Job Experience</w:t>
             </w:r>
           </w:p>
         </w:tc>
@@ -1802,260 +1523,7 @@
                 <w:sz w:val="2"/>
                 <w:szCs w:val="2"/>
               </w:rPr>
-              <w:t xml:space="preserve">{% for </w:t>
-            </w:r>
-            <w:r>
-              <w:rPr>
-                <w:b w:val="0"/>
-                <w:bCs/>
-                <w:sz w:val="2"/>
-                <w:szCs w:val="2"/>
-                <w:lang w:val="en-US"/>
-              </w:rPr>
-              <w:t>job</w:t>
-            </w:r>
-            <w:r>
-              <w:rPr>
-                <w:b w:val="0"/>
-                <w:bCs/>
-                <w:sz w:val="2"/>
-                <w:szCs w:val="2"/>
-              </w:rPr>
-              <w:t xml:space="preserve">experience in </w:t>
-            </w:r>
-            <w:r>
-              <w:rPr>
-                <w:b w:val="0"/>
-                <w:bCs/>
-                <w:sz w:val="2"/>
-                <w:szCs w:val="2"/>
-                <w:lang w:val="en-US"/>
-              </w:rPr>
-              <w:t>job</w:t>
-            </w:r>
-            <w:r>
-              <w:rPr>
-                <w:b w:val="0"/>
-                <w:bCs/>
-                <w:sz w:val="2"/>
-                <w:szCs w:val="2"/>
-              </w:rPr>
-              <w:t>experiences</w:t>
-            </w:r>
-            <w:r>
-              <w:rPr>
-                <w:b w:val="0"/>
-                <w:bCs/>
-                <w:sz w:val="2"/>
-                <w:szCs w:val="2"/>
-                <w:lang w:val="en-US"/>
-              </w:rPr>
-              <w:t xml:space="preserve"> </w:t>
-            </w:r>
-            <w:r>
-              <w:rPr>
-                <w:b w:val="0"/>
-                <w:bCs/>
-                <w:sz w:val="2"/>
-                <w:szCs w:val="2"/>
-              </w:rPr>
-              <w:t xml:space="preserve">%} </w:t>
-            </w:r>
-          </w:p>
-          <w:p>
-            <w:pPr>
-              <w:pBdr>
-                <w:bottom w:val="single" w:sz="6" w:space="1" w:color="auto"/>
-              </w:pBdr>
-              <w:rPr>
-                <w:sz w:val="21"/>
-                <w:szCs w:val="21"/>
-                <w:lang w:val="en-US"/>
-              </w:rPr>
-            </w:pPr>
-            <w:r>
-              <w:rPr>
-                <w:sz w:val="21"/>
-                <w:szCs w:val="21"/>
-              </w:rPr>
-              <w:t xml:space="preserve">{{ </w:t>
-            </w:r>
-            <w:r>
-              <w:rPr>
-                <w:sz w:val="21"/>
-                <w:szCs w:val="21"/>
-                <w:lang w:val="en-US"/>
-              </w:rPr>
-              <w:t>job</w:t>
-            </w:r>
-            <w:r>
-              <w:rPr>
-                <w:sz w:val="21"/>
-                <w:szCs w:val="21"/>
-              </w:rPr>
-              <w:t xml:space="preserve">experience.Position }} </w:t>
-            </w:r>
-          </w:p>
-          <w:p>
-            <w:pPr>
-              <w:pBdr>
-                <w:bottom w:val="single" w:sz="6" w:space="1" w:color="auto"/>
-              </w:pBdr>
-              <w:rPr>
-                <w:b w:val="0"/>
-                <w:bCs/>
-                <w:sz w:val="21"/>
-                <w:szCs w:val="21"/>
-                <w:lang w:val="en-US"/>
-              </w:rPr>
-            </w:pPr>
-            <w:r>
-              <w:rPr>
-                <w:b w:val="0"/>
-                <w:bCs/>
-                <w:sz w:val="21"/>
-                <w:szCs w:val="21"/>
-              </w:rPr>
-              <w:t xml:space="preserve">{{ </w:t>
-            </w:r>
-            <w:r>
-              <w:rPr>
-                <w:b w:val="0"/>
-                <w:bCs/>
-                <w:sz w:val="21"/>
-                <w:szCs w:val="21"/>
-                <w:lang w:val="en-US"/>
-              </w:rPr>
-              <w:t>job</w:t>
-            </w:r>
-            <w:r>
-              <w:rPr>
-                <w:b w:val="0"/>
-                <w:bCs/>
-                <w:sz w:val="21"/>
-                <w:szCs w:val="21"/>
-              </w:rPr>
-              <w:t xml:space="preserve">experience.Employer }} </w:t>
-            </w:r>
-          </w:p>
-          <w:p>
-            <w:pPr>
-              <w:pBdr>
-                <w:bottom w:val="single" w:sz="6" w:space="1" w:color="auto"/>
-              </w:pBdr>
-              <w:rPr>
-                <w:b w:val="0"/>
-                <w:bCs/>
-                <w:sz w:val="21"/>
-                <w:szCs w:val="21"/>
-                <w:lang w:val="en-US"/>
-              </w:rPr>
-            </w:pPr>
-            <w:r>
-              <w:rPr>
-                <w:b w:val="0"/>
-                <w:bCs/>
-                <w:sz w:val="21"/>
-                <w:szCs w:val="21"/>
-              </w:rPr>
-              <w:t xml:space="preserve">{{ </w:t>
-            </w:r>
-            <w:r>
-              <w:rPr>
-                <w:b w:val="0"/>
-                <w:sz w:val="21"/>
-                <w:szCs w:val="21"/>
-              </w:rPr>
-              <w:t>jobexperience['Start Date']</w:t>
-            </w:r>
-            <w:r>
-              <w:rPr>
-                <w:b w:val="0"/>
-                <w:sz w:val="21"/>
-                <w:szCs w:val="21"/>
-                <w:lang w:val="en-US"/>
-              </w:rPr>
-              <w:t xml:space="preserve"> </w:t>
-            </w:r>
-            <w:r>
-              <w:rPr>
-                <w:b w:val="0"/>
-                <w:sz w:val="21"/>
-                <w:szCs w:val="21"/>
-              </w:rPr>
-              <w:t>}}</w:t>
-            </w:r>
-            <w:r>
-              <w:rPr>
-                <w:b w:val="0"/>
-                <w:bCs/>
-                <w:sz w:val="21"/>
-                <w:szCs w:val="21"/>
-              </w:rPr>
-              <w:t xml:space="preserve"> </w:t>
-            </w:r>
-            <w:r>
-              <w:rPr>
-                <w:b w:val="0"/>
-                <w:bCs/>
-                <w:sz w:val="21"/>
-                <w:szCs w:val="21"/>
-                <w:lang w:val="en-US"/>
-              </w:rPr>
-              <w:t xml:space="preserve">- </w:t>
-            </w:r>
-            <w:r>
-              <w:rPr>
-                <w:b w:val="0"/>
-                <w:bCs/>
-                <w:sz w:val="21"/>
-                <w:szCs w:val="21"/>
-              </w:rPr>
-              <w:t xml:space="preserve">{{ </w:t>
-            </w:r>
-            <w:r>
-              <w:rPr>
-                <w:b w:val="0"/>
-                <w:sz w:val="21"/>
-                <w:szCs w:val="21"/>
-              </w:rPr>
-              <w:t>jobexperience['End Date']</w:t>
-            </w:r>
-            <w:r>
-              <w:rPr>
-                <w:b w:val="0"/>
-                <w:sz w:val="21"/>
-                <w:szCs w:val="21"/>
-                <w:lang w:val="en-US"/>
-              </w:rPr>
-              <w:t xml:space="preserve"> </w:t>
-            </w:r>
-            <w:r>
-              <w:rPr>
-                <w:b w:val="0"/>
-                <w:sz w:val="21"/>
-                <w:szCs w:val="21"/>
-              </w:rPr>
-              <w:t>}}</w:t>
-            </w:r>
-          </w:p>
-          <w:p>
-            <w:pPr>
-              <w:rPr>
-                <w:b w:val="0"/>
-                <w:sz w:val="2"/>
-                <w:szCs w:val="2"/>
-                <w:lang w:val="en-US"/>
-              </w:rPr>
-            </w:pPr>
-            <w:r>
-              <w:rPr>
-                <w:b w:val="0"/>
-                <w:bCs/>
-                <w:sz w:val="2"/>
-                <w:szCs w:val="2"/>
-              </w:rPr>
-              <w:t>{% endfor %}</w:t>
+              <w:t xml:space="preserve"/>
             </w:r>
             <w:r>
               <w:rPr>
@@ -2299,7 +1767,7 @@
                 <w:szCs w:val="21"/>
                 <w:lang w:val="en-US"/>
               </w:rPr>
-              <w:t>Programming</w:t>
+              <w:t xml:space="preserve">Programming</w:t>
             </w:r>
           </w:p>
           <w:p>
@@ -2318,36 +1786,7 @@
                 <w:szCs w:val="21"/>
                 <w:lang w:val="en-US"/>
               </w:rPr>
-              <w:t xml:space="preserve">{{ </w:t>
-            </w:r>
-            <w:proofErr w:type="spellStart"/>
-            <w:r>
-              <w:rPr>
-                <w:b w:val="0"/>
-                <w:sz w:val="21"/>
-                <w:szCs w:val="21"/>
-                <w:lang w:val="en-US"/>
-              </w:rPr>
-              <w:t>programming_skills</w:t>
-            </w:r>
-            <w:proofErr w:type="spellEnd"/>
-            <w:r>
-              <w:rPr>
-                <w:b w:val="0"/>
-                <w:sz w:val="21"/>
-                <w:szCs w:val="21"/>
-                <w:lang w:val="en-US"/>
-              </w:rPr>
-              <w:t xml:space="preserve"> </w:t>
-            </w:r>
-            <w:r>
-              <w:rPr>
-                <w:b w:val="0"/>
-                <w:sz w:val="21"/>
-                <w:szCs w:val="21"/>
-                <w:lang w:val="en-US"/>
-              </w:rPr>
-              <w:t>}}</w:t>
+              <w:t xml:space="preserve">Python, Java, JavaScript, SQL, PHP, Abap/4</w:t>
             </w:r>
           </w:p>
         </w:tc>
@@ -2374,7 +1813,7 @@
                 <w:szCs w:val="21"/>
                 <w:lang w:val="en-US"/>
               </w:rPr>
-              <w:t>Product Knowledge</w:t>
+              <w:t xml:space="preserve">Product Knowledge</w:t>
             </w:r>
           </w:p>
           <w:p>
@@ -2393,27 +1832,7 @@
                 <w:szCs w:val="21"/>
                 <w:lang w:val="en-US"/>
               </w:rPr>
-              <w:t xml:space="preserve">{{ </w:t>
-            </w:r>
-            <w:proofErr w:type="spellStart"/>
-            <w:r>
-              <w:rPr>
-                <w:b w:val="0"/>
-                <w:sz w:val="21"/>
-                <w:szCs w:val="21"/>
-                <w:lang w:val="en-US"/>
-              </w:rPr>
-              <w:t>product_knowledge</w:t>
-            </w:r>
-            <w:proofErr w:type="spellEnd"/>
-            <w:r>
-              <w:rPr>
-                <w:b w:val="0"/>
-                <w:sz w:val="21"/>
-                <w:szCs w:val="21"/>
-                <w:lang w:val="en-US"/>
-              </w:rPr>
-              <w:t xml:space="preserve"> }}</w:t>
+              <w:t xml:space="preserve">Microsoft Word, Microsoft Excel, Tableau</w:t>
             </w:r>
           </w:p>
           <w:p>
@@ -2484,7 +1903,7 @@
                 <w:szCs w:val="21"/>
                 <w:lang w:val="en-US"/>
               </w:rPr>
-              <w:t>Technology Knowledge:</w:t>
+              <w:t xml:space="preserve">Technology Knowledge:</w:t>
             </w:r>
             <w:r>
               <w:rPr>
@@ -2502,29 +1921,7 @@
                 <w:szCs w:val="21"/>
                 <w:lang w:val="en-US"/>
               </w:rPr>
-              <w:t xml:space="preserve">{{ </w:t>
-            </w:r>
-            <w:proofErr w:type="spellStart"/>
-            <w:r>
-              <w:rPr>
-                <w:b w:val="0"/>
-                <w:bCs/>
-                <w:sz w:val="21"/>
-                <w:szCs w:val="21"/>
-                <w:lang w:val="en-US"/>
-              </w:rPr>
-              <w:t>technology_knowledge</w:t>
-            </w:r>
-            <w:proofErr w:type="spellEnd"/>
-            <w:r>
-              <w:rPr>
-                <w:b w:val="0"/>
-                <w:bCs/>
-                <w:sz w:val="21"/>
-                <w:szCs w:val="21"/>
-                <w:lang w:val="en-US"/>
-              </w:rPr>
-              <w:t xml:space="preserve">  }}</w:t>
+              <w:t xml:space="preserve">None</w:t>
             </w:r>
           </w:p>
         </w:tc>
@@ -2551,7 +1948,7 @@
                 <w:szCs w:val="21"/>
                 <w:lang w:val="en-US"/>
               </w:rPr>
-              <w:t>Operating System:</w:t>
+              <w:t xml:space="preserve">Operating System:</w:t>
             </w:r>
           </w:p>
           <w:p>
@@ -2570,27 +1967,7 @@
                 <w:szCs w:val="21"/>
                 <w:lang w:val="en-US"/>
               </w:rPr>
-              <w:t xml:space="preserve">{{ </w:t>
-            </w:r>
-            <w:proofErr w:type="spellStart"/>
-            <w:r>
-              <w:rPr>
-                <w:b w:val="0"/>
-                <w:sz w:val="21"/>
-                <w:szCs w:val="21"/>
-                <w:lang w:val="en-US"/>
-              </w:rPr>
-              <w:t>operating_system</w:t>
-            </w:r>
-            <w:proofErr w:type="spellEnd"/>
-            <w:r>
-              <w:rPr>
-                <w:b w:val="0"/>
-                <w:sz w:val="21"/>
-                <w:szCs w:val="21"/>
-                <w:lang w:val="en-US"/>
-              </w:rPr>
-              <w:t xml:space="preserve"> }}</w:t>
+              <w:t xml:space="preserve">not specified</w:t>
             </w:r>
           </w:p>
           <w:p>
@@ -2669,7 +2046,7 @@
                 <w:szCs w:val="21"/>
                 <w:lang w:val="en-US"/>
               </w:rPr>
-              <w:t>:</w:t>
+              <w:t xml:space="preserve">:</w:t>
             </w:r>
           </w:p>
           <w:p>
@@ -2690,29 +2067,7 @@
                 <w:szCs w:val="21"/>
                 <w:lang w:val="en-US"/>
               </w:rPr>
-              <w:t xml:space="preserve">{{ </w:t>
-            </w:r>
-            <w:proofErr w:type="spellStart"/>
-            <w:r>
-              <w:rPr>
-                <w:b w:val="0"/>
-                <w:bCs/>
-                <w:sz w:val="21"/>
-                <w:szCs w:val="21"/>
-                <w:lang w:val="en-US"/>
-              </w:rPr>
-              <w:t>project_methodology</w:t>
-            </w:r>
-            <w:proofErr w:type="spellEnd"/>
-            <w:r>
-              <w:rPr>
-                <w:b w:val="0"/>
-                <w:bCs/>
-                <w:sz w:val="21"/>
-                <w:szCs w:val="21"/>
-                <w:lang w:val="en-US"/>
-              </w:rPr>
-              <w:t xml:space="preserve"> }}</w:t>
+              <w:t xml:space="preserve">not specified</w:t>
             </w:r>
           </w:p>
         </w:tc>
@@ -2765,7 +2120,7 @@
                 <w:szCs w:val="21"/>
                 <w:lang w:val="en-US"/>
               </w:rPr>
-              <w:t>-</w:t>
+              <w:t xml:space="preserve">-</w:t>
             </w:r>
             <w:r>
               <w:rPr>
@@ -2776,31 +2131,7 @@
                 <w:szCs w:val="21"/>
                 <w:lang w:val="en-US"/>
               </w:rPr>
-              <w:t xml:space="preserve">{{ </w:t>
-            </w:r>
-            <w:proofErr w:type="spellStart"/>
-            <w:r>
-              <w:rPr>
-                <w:b w:val="0"/>
-                <w:bCs/>
-                <w:color w:val="000000" w:themeColor="text1"/>
-                <w:sz w:val="21"/>
-                <w:szCs w:val="21"/>
-                <w:lang w:val="en-US"/>
-              </w:rPr>
-              <w:t>other_skills</w:t>
-            </w:r>
-            <w:proofErr w:type="spellEnd"/>
-            <w:r>
-              <w:rPr>
-                <w:b w:val="0"/>
-                <w:bCs/>
-                <w:color w:val="000000" w:themeColor="text1"/>
-                <w:sz w:val="21"/>
-                <w:szCs w:val="21"/>
-                <w:lang w:val="en-US"/>
-              </w:rPr>
-              <w:t xml:space="preserve"> }}</w:t>
+              <w:t xml:space="preserve">not specified</w:t>
             </w:r>
           </w:p>
         </w:tc>
@@ -2985,7 +2316,7 @@
                 <w:sz w:val="2"/>
                 <w:szCs w:val="2"/>
               </w:rPr>
-              <w:t>{% for language in known_languages %}</w:t>
+              <w:t xml:space="preserve"/>
             </w:r>
             <w:r>
               <w:rPr>
@@ -3002,7 +2333,7 @@
                 <w:sz w:val="24"/>
                 <w:szCs w:val="22"/>
               </w:rPr>
-              <w:t>{{ language }}</w:t>
+              <w:t xml:space="preserve">English</w:t>
             </w:r>
             <w:r>
               <w:rPr>
@@ -3019,7 +2350,7 @@
                 <w:sz w:val="2"/>
                 <w:szCs w:val="2"/>
               </w:rPr>
-              <w:t>{% if not loop.last %} {% endif %}</w:t>
+              <w:t xml:space="preserve"/>
             </w:r>
             <w:r>
               <w:rPr>
@@ -3144,7 +2475,7 @@
                 <w:sz w:val="2"/>
                 <w:szCs w:val="2"/>
               </w:rPr>
-              <w:t>{% endfor %}</w:t>
+              <w:t xml:space="preserve"/>
             </w:r>
           </w:p>
         </w:tc>
@@ -3330,7 +2661,7 @@
                 <w:szCs w:val="22"/>
                 <w:lang w:val="en-US"/>
               </w:rPr>
-              <w:t>Customer Experience</w:t>
+              <w:t xml:space="preserve">Customer Experience</w:t>
             </w:r>
           </w:p>
         </w:tc>
@@ -3395,236 +2726,7 @@
                 <w:szCs w:val="2"/>
                 <w:lang w:val="en-US"/>
               </w:rPr>
-              <w:t xml:space="preserve">{% for </w:t>
-            </w:r>
-            <w:proofErr w:type="spellStart"/>
-            <w:r>
-              <w:rPr>
-                <w:rFonts w:ascii="Calibri" w:hAnsi="Calibri" w:cs="Calibri"/>
-                <w:b w:val="0"/>
-                <w:bCs/>
-                <w:sz w:val="2"/>
-                <w:szCs w:val="2"/>
-                <w:lang w:val="en-US"/>
-              </w:rPr>
-              <w:t>customerexperience</w:t>
-            </w:r>
-            <w:proofErr w:type="spellEnd"/>
-            <w:r>
-              <w:rPr>
-                <w:rFonts w:ascii="Calibri" w:hAnsi="Calibri" w:cs="Calibri"/>
-                <w:b w:val="0"/>
-                <w:bCs/>
-                <w:sz w:val="2"/>
-                <w:szCs w:val="2"/>
-                <w:lang w:val="en-US"/>
-              </w:rPr>
-              <w:t xml:space="preserve"> in </w:t>
-            </w:r>
-            <w:proofErr w:type="spellStart"/>
-            <w:r>
-              <w:rPr>
-                <w:rFonts w:ascii="Calibri" w:hAnsi="Calibri" w:cs="Calibri"/>
-                <w:b w:val="0"/>
-                <w:bCs/>
-                <w:sz w:val="2"/>
-                <w:szCs w:val="2"/>
-                <w:lang w:val="en-US"/>
-              </w:rPr>
-              <w:t>customerexperiences</w:t>
-            </w:r>
-            <w:proofErr w:type="spellEnd"/>
-            <w:r>
-              <w:rPr>
-                <w:rFonts w:ascii="Calibri" w:hAnsi="Calibri" w:cs="Calibri"/>
-                <w:b w:val="0"/>
-                <w:bCs/>
-                <w:sz w:val="2"/>
-                <w:szCs w:val="2"/>
-                <w:lang w:val="en-US"/>
-              </w:rPr>
-              <w:t xml:space="preserve"> %}</w:t>
-            </w:r>
-          </w:p>
-          <w:p>
-            <w:pPr>
-              <w:spacing w:line="259" w:lineRule="auto"/>
-              <w:rPr>
-                <w:rFonts w:ascii="Calibri" w:hAnsi="Calibri" w:cs="Calibri"/>
-                <w:bCs/>
-                <w:sz w:val="24"/>
-                <w:lang w:val="en-US"/>
-              </w:rPr>
-            </w:pPr>
-            <w:r>
-              <w:rPr>
-                <w:rFonts w:ascii="Calibri" w:hAnsi="Calibri" w:cs="Calibri"/>
-                <w:bCs/>
-                <w:sz w:val="24"/>
-              </w:rPr>
-              <w:t xml:space="preserve">{{ customerexperience['Project Name'] }} </w:t>
-            </w:r>
-          </w:p>
-          <w:p>
-            <w:pPr>
-              <w:spacing w:line="259" w:lineRule="auto"/>
-              <w:rPr>
-                <w:rFonts w:ascii="Calibri" w:hAnsi="Calibri" w:cs="Calibri"/>
-                <w:bCs/>
-                <w:sz w:val="24"/>
-                <w:lang w:val="en-US"/>
-              </w:rPr>
-            </w:pPr>
-            <w:r>
-              <w:rPr>
-                <w:rFonts w:ascii="Calibri" w:hAnsi="Calibri" w:cs="Calibri"/>
-                <w:bCs/>
-                <w:sz w:val="24"/>
-              </w:rPr>
-              <w:t>{{ customerexperience.Employer }}</w:t>
-            </w:r>
-          </w:p>
-          <w:p>
-            <w:pPr>
-              <w:spacing w:line="259" w:lineRule="auto"/>
-              <w:rPr>
-                <w:rFonts w:ascii="Calibri" w:hAnsi="Calibri" w:cs="Calibri"/>
-                <w:b w:val="0"/>
-                <w:bCs/>
-                <w:sz w:val="24"/>
-                <w:lang w:val="en-US"/>
-              </w:rPr>
-            </w:pPr>
-            <w:r>
-              <w:rPr>
-                <w:rFonts w:ascii="Calibri" w:hAnsi="Calibri" w:cs="Calibri"/>
-                <w:b w:val="0"/>
-                <w:sz w:val="24"/>
-              </w:rPr>
-              <w:t>{{ customerexperience['Start Date']</w:t>
-            </w:r>
-            <w:r>
-              <w:rPr>
-                <w:rFonts w:ascii="Calibri" w:hAnsi="Calibri" w:cs="Calibri"/>
-                <w:b w:val="0"/>
-                <w:sz w:val="24"/>
-                <w:lang w:val="en-US"/>
-              </w:rPr>
-              <w:t xml:space="preserve"> </w:t>
-            </w:r>
-            <w:r>
-              <w:rPr>
-                <w:rFonts w:ascii="Calibri" w:hAnsi="Calibri" w:cs="Calibri"/>
-                <w:b w:val="0"/>
-                <w:sz w:val="24"/>
-              </w:rPr>
-              <w:t>}}</w:t>
-            </w:r>
-            <w:r>
-              <w:rPr>
-                <w:rFonts w:ascii="Calibri" w:hAnsi="Calibri" w:cs="Calibri"/>
-                <w:bCs/>
-                <w:sz w:val="24"/>
-                <w:lang w:val="en-US"/>
-              </w:rPr>
-              <w:t xml:space="preserve"> </w:t>
-            </w:r>
-            <w:r>
-              <w:rPr>
-                <w:rFonts w:ascii="Calibri" w:hAnsi="Calibri" w:cs="Calibri"/>
-                <w:b w:val="0"/>
-                <w:bCs/>
-                <w:sz w:val="24"/>
-                <w:lang w:val="en-US"/>
-              </w:rPr>
-              <w:t xml:space="preserve">- </w:t>
-            </w:r>
-            <w:r>
-              <w:rPr>
-                <w:rFonts w:ascii="Calibri" w:hAnsi="Calibri" w:cs="Calibri"/>
-                <w:b w:val="0"/>
-                <w:sz w:val="24"/>
-              </w:rPr>
-              <w:t>{{customerexperience['End Date'] }}</w:t>
-            </w:r>
-          </w:p>
-          <w:p>
-            <w:pPr>
-              <w:rPr>
-                <w:rFonts w:ascii="Calibri" w:hAnsi="Calibri" w:cs="Calibri"/>
-                <w:sz w:val="24"/>
-                <w:shd w:val="clear" w:color="auto" w:fill="F7F7F7"/>
-                <w:lang w:val="en-US"/>
-              </w:rPr>
-            </w:pPr>
-            <w:r>
-              <w:rPr>
-                <w:rFonts w:ascii="Calibri" w:hAnsi="Calibri" w:cs="Calibri"/>
-                <w:b w:val="0"/>
-                <w:sz w:val="24"/>
-              </w:rPr>
-              <w:t>{{ customerexperience.Position }}</w:t>
-            </w:r>
-          </w:p>
-        </w:tc>
-      </w:tr>
-      <w:tr>
-        <w:trPr>
-          <w:trHeight w:val="90"/>
-        </w:trPr>
-        <w:tc>
-          <w:tcPr>
-            <w:tcW w:w="1276" w:type="dxa"/>
-            <w:vMerge/>
-          </w:tcPr>
-          <w:p>
-            <w:pPr>
-              <w:rPr>
-                <w:sz w:val="24"/>
-                <w:szCs w:val="22"/>
-              </w:rPr>
-            </w:pPr>
-          </w:p>
-        </w:tc>
-        <w:tc>
-          <w:tcPr>
-            <w:tcW w:w="284" w:type="dxa"/>
-          </w:tcPr>
-          <w:p>
-            <w:pPr>
-              <w:rPr>
-                <w:sz w:val="24"/>
-                <w:szCs w:val="22"/>
-              </w:rPr>
-            </w:pPr>
-          </w:p>
-        </w:tc>
-        <w:tc>
-          <w:tcPr>
-            <w:tcW w:w="9923" w:type="dxa"/>
-            <w:gridSpan w:val="6"/>
-            <w:tcBorders>
-              <w:top w:val="single" w:sz="4" w:space="0" w:color="auto"/>
-            </w:tcBorders>
-          </w:tcPr>
-          <w:p>
-            <w:pPr>
-              <w:rPr>
-                <w:rFonts w:ascii="Calibri" w:hAnsi="Calibri" w:cs="Calibri"/>
-                <w:sz w:val="2"/>
-                <w:szCs w:val="2"/>
-                <w:shd w:val="clear" w:color="auto" w:fill="F7F7F7"/>
-                <w:lang w:val="en-US"/>
-              </w:rPr>
-            </w:pPr>
-            <w:r>
-              <w:rPr>
-                <w:b w:val="0"/>
-                <w:bCs/>
-                <w:sz w:val="2"/>
-                <w:szCs w:val="2"/>
-              </w:rPr>
-              <w:t>{% endfor %}</w:t>
+              <w:t xml:space="preserve"/>
             </w:r>
           </w:p>
         </w:tc>
@@ -3689,7 +2791,7 @@
           <w:sz w:val="24"/>
           <w:lang w:val="en-US"/>
         </w:rPr>
-        <w:t>March 2024</w:t>
+        <w:t xml:space="preserve">March 2024</w:t>
       </w:r>
     </w:p>
     <w:p>
@@ -3752,50 +2854,7 @@
           <w:szCs w:val="21"/>
           <w:lang w:val="en-US"/>
         </w:rPr>
-        <w:t xml:space="preserve">{{ </w:t>
-      </w:r>
-      <w:proofErr w:type="spellStart"/>
-      <w:r>
-        <w:rPr>
-          <w:b w:val="0"/>
-          <w:bCs/>
-          <w:sz w:val="21"/>
-          <w:szCs w:val="21"/>
-          <w:lang w:val="en-US"/>
-        </w:rPr>
-        <w:t>applicant</w:t>
-      </w:r>
-      <w:proofErr w:type="gramEnd"/>
-      <w:r>
-        <w:rPr>
-          <w:b w:val="0"/>
-          <w:bCs/>
-          <w:sz w:val="21"/>
-          <w:szCs w:val="21"/>
-          <w:lang w:val="en-US"/>
-        </w:rPr>
-        <w:t>_</w:t>
-      </w:r>
-      <w:r>
-        <w:rPr>
-          <w:b w:val="0"/>
-          <w:bCs/>
-          <w:sz w:val="21"/>
-          <w:szCs w:val="21"/>
-          <w:lang w:val="en-US"/>
-        </w:rPr>
-        <w:t>name</w:t>
-      </w:r>
-      <w:proofErr w:type="spellEnd"/>
-      <w:r>
-        <w:rPr>
-          <w:b w:val="0"/>
-          <w:bCs/>
-          <w:sz w:val="21"/>
-          <w:szCs w:val="21"/>
-          <w:lang w:val="en-US"/>
-        </w:rPr>
-        <w:t xml:space="preserve"> }}</w:t>
+        <w:t xml:space="preserve">Gerald Matthew</w:t>
       </w:r>
     </w:p>
     <w:p>
